--- a/BD/Lab4/БД отчёт4.docx
+++ b/BD/Lab4/БД отчёт4.docx
@@ -3406,13 +3406,7 @@
         <w:rPr>
           <w:rFonts w:ascii="Times New Roman" w:hAnsi="Times New Roman" w:cs="Times New Roman"/>
         </w:rPr>
-        <w:t>5118</w:t>
-      </w:r>
-      <w:r>
-        <w:rPr>
-          <w:rFonts w:ascii="Times New Roman" w:hAnsi="Times New Roman" w:cs="Times New Roman"/>
-        </w:rPr>
-        <w:t xml:space="preserve"> </w:t>
+        <w:t xml:space="preserve">5118 </w:t>
       </w:r>
       <w:r>
         <w:rPr>
@@ -3442,13 +3436,7 @@
         <w:rPr>
           <w:rFonts w:ascii="Times New Roman" w:hAnsi="Times New Roman" w:cs="Times New Roman"/>
         </w:rPr>
-        <w:t>14,</w:t>
-      </w:r>
-      <w:r>
-        <w:rPr>
-          <w:rFonts w:ascii="Times New Roman" w:hAnsi="Times New Roman" w:cs="Times New Roman"/>
-        </w:rPr>
-        <w:t xml:space="preserve">5 </w:t>
+        <w:t xml:space="preserve">14,5 </w:t>
       </w:r>
       <w:r>
         <w:rPr>
@@ -4161,7 +4149,6 @@
       <w:pPr>
         <w:rPr>
           <w:rFonts w:ascii="Times New Roman" w:hAnsi="Times New Roman" w:cs="Times New Roman"/>
-          <w:lang w:val="en-US"/>
         </w:rPr>
       </w:pPr>
       <w:r>
@@ -4695,13 +4682,7 @@
         <w:rPr>
           <w:rFonts w:ascii="Times New Roman" w:hAnsi="Times New Roman" w:cs="Times New Roman"/>
         </w:rPr>
-        <w:t xml:space="preserve"> = 2 </w:t>
-      </w:r>
-      <w:r>
-        <w:rPr>
-          <w:rFonts w:ascii="Times New Roman" w:hAnsi="Times New Roman" w:cs="Times New Roman"/>
-        </w:rPr>
-        <w:t xml:space="preserve">– </w:t>
+        <w:t xml:space="preserve"> = 2 – </w:t>
       </w:r>
       <w:r>
         <w:rPr>
@@ -4854,13 +4835,7 @@
         <w:rPr>
           <w:rFonts w:ascii="Times New Roman" w:hAnsi="Times New Roman" w:cs="Times New Roman"/>
         </w:rPr>
-        <w:t xml:space="preserve"> = -0.2126035 </w:t>
-      </w:r>
-      <w:r>
-        <w:rPr>
-          <w:rFonts w:ascii="Times New Roman" w:hAnsi="Times New Roman" w:cs="Times New Roman"/>
-        </w:rPr>
-        <w:t xml:space="preserve">– </w:t>
+        <w:t xml:space="preserve"> = -0.2126035 – </w:t>
       </w:r>
       <w:r>
         <w:rPr>
@@ -4897,13 +4872,7 @@
         <w:rPr>
           <w:rFonts w:ascii="Times New Roman" w:hAnsi="Times New Roman" w:cs="Times New Roman"/>
         </w:rPr>
-        <w:t xml:space="preserve"> = 0.1493574</w:t>
-      </w:r>
-      <w:r>
-        <w:rPr>
-          <w:rFonts w:ascii="Times New Roman" w:hAnsi="Times New Roman" w:cs="Times New Roman"/>
-        </w:rPr>
-        <w:t xml:space="preserve"> – </w:t>
+        <w:t xml:space="preserve"> = 0.1493574 – </w:t>
       </w:r>
       <w:r>
         <w:rPr>
@@ -4940,21 +4909,7 @@
           <w:rFonts w:ascii="Times New Roman" w:hAnsi="Times New Roman" w:cs="Times New Roman"/>
           <w:highlight w:val="green"/>
         </w:rPr>
-        <w:t>поможет</w:t>
-      </w:r>
-      <w:r>
-        <w:rPr>
-          <w:rFonts w:ascii="Times New Roman" w:hAnsi="Times New Roman" w:cs="Times New Roman"/>
-          <w:highlight w:val="green"/>
-        </w:rPr>
-        <w:t xml:space="preserve"> эффективнее</w:t>
-      </w:r>
-      <w:r>
-        <w:rPr>
-          <w:rFonts w:ascii="Times New Roman" w:hAnsi="Times New Roman" w:cs="Times New Roman"/>
-          <w:highlight w:val="green"/>
-        </w:rPr>
-        <w:t xml:space="preserve"> найти связанные записи</w:t>
+        <w:t>поможет эффективнее найти связанные записи</w:t>
       </w:r>
       <w:r>
         <w:rPr>
@@ -4992,13 +4947,7 @@
         <w:rPr>
           <w:rFonts w:ascii="Times New Roman" w:hAnsi="Times New Roman" w:cs="Times New Roman"/>
         </w:rPr>
-        <w:t>Для</w:t>
-      </w:r>
-      <w:r>
-        <w:rPr>
-          <w:rFonts w:ascii="Times New Roman" w:hAnsi="Times New Roman" w:cs="Times New Roman"/>
-        </w:rPr>
-        <w:t xml:space="preserve"> </w:t>
+        <w:t xml:space="preserve">Для </w:t>
       </w:r>
       <w:r>
         <w:rPr>
@@ -5054,14 +5003,93 @@
       <w:pPr>
         <w:rPr>
           <w:rFonts w:ascii="Times New Roman" w:hAnsi="Times New Roman" w:cs="Times New Roman"/>
+        </w:rPr>
+      </w:pPr>
+      <w:r>
+        <w:rPr>
+          <w:rFonts w:ascii="Times New Roman" w:hAnsi="Times New Roman" w:cs="Times New Roman"/>
+        </w:rPr>
+        <w:t>Для</w:t>
+      </w:r>
+      <w:r>
+        <w:rPr>
+          <w:rFonts w:ascii="Times New Roman" w:hAnsi="Times New Roman" w:cs="Times New Roman"/>
+        </w:rPr>
+        <w:t xml:space="preserve"> </w:t>
+      </w:r>
+      <w:r>
+        <w:rPr>
+          <w:rFonts w:ascii="Times New Roman" w:hAnsi="Times New Roman" w:cs="Times New Roman"/>
+        </w:rPr>
+        <w:t>ГРУППА</w:t>
+      </w:r>
+      <w:r>
+        <w:rPr>
+          <w:rFonts w:ascii="Times New Roman" w:hAnsi="Times New Roman" w:cs="Times New Roman"/>
+        </w:rPr>
+        <w:t xml:space="preserve">: </w:t>
+      </w:r>
+      <w:r>
+        <w:rPr>
+          <w:rFonts w:ascii="Times New Roman" w:hAnsi="Times New Roman" w:cs="Times New Roman"/>
           <w:lang w:val="en-US"/>
         </w:rPr>
-      </w:pPr>
-      <w:r>
-        <w:rPr>
-          <w:rFonts w:ascii="Times New Roman" w:hAnsi="Times New Roman" w:cs="Times New Roman"/>
-        </w:rPr>
-        <w:t>Для</w:t>
+        <w:t>n</w:t>
+      </w:r>
+      <w:r>
+        <w:rPr>
+          <w:rFonts w:ascii="Times New Roman" w:hAnsi="Times New Roman" w:cs="Times New Roman"/>
+        </w:rPr>
+        <w:t>_</w:t>
+      </w:r>
+      <w:r>
+        <w:rPr>
+          <w:rFonts w:ascii="Times New Roman" w:hAnsi="Times New Roman" w:cs="Times New Roman"/>
+          <w:lang w:val="en-US"/>
+        </w:rPr>
+        <w:t>distinct</w:t>
+      </w:r>
+      <w:r>
+        <w:rPr>
+          <w:rFonts w:ascii="Times New Roman" w:hAnsi="Times New Roman" w:cs="Times New Roman"/>
+        </w:rPr>
+        <w:t xml:space="preserve"> = 162</w:t>
+      </w:r>
+      <w:r>
+        <w:rPr>
+          <w:rFonts w:ascii="Times New Roman" w:hAnsi="Times New Roman" w:cs="Times New Roman"/>
+        </w:rPr>
+        <w:t xml:space="preserve">, в таблице </w:t>
+      </w:r>
+      <w:r>
+        <w:rPr>
+          <w:rFonts w:ascii="Times New Roman" w:hAnsi="Times New Roman" w:cs="Times New Roman"/>
+        </w:rPr>
+        <w:t>23311</w:t>
+      </w:r>
+      <w:r>
+        <w:rPr>
+          <w:rFonts w:ascii="Times New Roman" w:hAnsi="Times New Roman" w:cs="Times New Roman"/>
+        </w:rPr>
+        <w:t xml:space="preserve"> строк, в среднем</w:t>
+      </w:r>
+      <w:r>
+        <w:rPr>
+          <w:rFonts w:ascii="Times New Roman" w:hAnsi="Times New Roman" w:cs="Times New Roman"/>
+        </w:rPr>
+        <w:t xml:space="preserve"> каждое значение встречается </w:t>
+      </w:r>
+      <w:r>
+        <w:rPr>
+          <w:rFonts w:ascii="Times New Roman" w:hAnsi="Times New Roman" w:cs="Times New Roman"/>
+        </w:rPr>
+        <w:t>14</w:t>
+      </w:r>
+      <w:r>
+        <w:rPr>
+          <w:rFonts w:ascii="Times New Roman" w:hAnsi="Times New Roman" w:cs="Times New Roman"/>
+        </w:rPr>
+        <w:t>4 раза, то есть запрос вернёт примерно 0.3% таблицы, что достаточно мало, значит индекс эффективен.</w:t>
       </w:r>
       <w:r>
         <w:rPr>
@@ -5072,107 +5100,15 @@
       <w:r>
         <w:rPr>
           <w:rFonts w:ascii="Times New Roman" w:hAnsi="Times New Roman" w:cs="Times New Roman"/>
-        </w:rPr>
-        <w:t>ГРУППА</w:t>
-      </w:r>
-      <w:r>
-        <w:rPr>
-          <w:rFonts w:ascii="Times New Roman" w:hAnsi="Times New Roman" w:cs="Times New Roman"/>
-        </w:rPr>
-        <w:t xml:space="preserve">: </w:t>
-      </w:r>
-      <w:r>
-        <w:rPr>
-          <w:rFonts w:ascii="Times New Roman" w:hAnsi="Times New Roman" w:cs="Times New Roman"/>
           <w:lang w:val="en-US"/>
         </w:rPr>
-        <w:t>n</w:t>
-      </w:r>
-      <w:r>
-        <w:rPr>
-          <w:rFonts w:ascii="Times New Roman" w:hAnsi="Times New Roman" w:cs="Times New Roman"/>
-        </w:rPr>
-        <w:t>_</w:t>
-      </w:r>
-      <w:r>
-        <w:rPr>
-          <w:rFonts w:ascii="Times New Roman" w:hAnsi="Times New Roman" w:cs="Times New Roman"/>
-          <w:lang w:val="en-US"/>
-        </w:rPr>
-        <w:t>distinct</w:t>
-      </w:r>
-      <w:r>
-        <w:rPr>
-          <w:rFonts w:ascii="Times New Roman" w:hAnsi="Times New Roman" w:cs="Times New Roman"/>
-        </w:rPr>
-        <w:t xml:space="preserve"> = 162</w:t>
-      </w:r>
-      <w:r>
-        <w:rPr>
-          <w:rFonts w:ascii="Times New Roman" w:hAnsi="Times New Roman" w:cs="Times New Roman"/>
-        </w:rPr>
-        <w:t xml:space="preserve">, в таблице </w:t>
-      </w:r>
-      <w:r>
-        <w:rPr>
-          <w:rFonts w:ascii="Times New Roman" w:hAnsi="Times New Roman" w:cs="Times New Roman"/>
-        </w:rPr>
-        <w:t>23311</w:t>
-      </w:r>
-      <w:r>
-        <w:rPr>
-          <w:rFonts w:ascii="Times New Roman" w:hAnsi="Times New Roman" w:cs="Times New Roman"/>
-        </w:rPr>
-        <w:t xml:space="preserve"> строк, в среднем</w:t>
-      </w:r>
-      <w:r>
-        <w:rPr>
-          <w:rFonts w:ascii="Times New Roman" w:hAnsi="Times New Roman" w:cs="Times New Roman"/>
-        </w:rPr>
-        <w:t xml:space="preserve"> каждое значение встречается </w:t>
-      </w:r>
-      <w:r>
-        <w:rPr>
-          <w:rFonts w:ascii="Times New Roman" w:hAnsi="Times New Roman" w:cs="Times New Roman"/>
-        </w:rPr>
-        <w:t>14</w:t>
-      </w:r>
-      <w:r>
-        <w:rPr>
-          <w:rFonts w:ascii="Times New Roman" w:hAnsi="Times New Roman" w:cs="Times New Roman"/>
-        </w:rPr>
-        <w:t>4 раза, то есть запрос вернёт примерно 0.3% таблицы, что достаточно мало, значит индекс эффективен.</w:t>
-      </w:r>
-      <w:r>
-        <w:rPr>
-          <w:rFonts w:ascii="Times New Roman" w:hAnsi="Times New Roman" w:cs="Times New Roman"/>
-        </w:rPr>
-        <w:t xml:space="preserve"> </w:t>
-      </w:r>
-      <w:r>
-        <w:rPr>
-          <w:rFonts w:ascii="Times New Roman" w:hAnsi="Times New Roman" w:cs="Times New Roman"/>
-          <w:lang w:val="en-US"/>
-        </w:rPr>
         <w:t>correlation</w:t>
       </w:r>
       <w:r>
         <w:rPr>
           <w:rFonts w:ascii="Times New Roman" w:hAnsi="Times New Roman" w:cs="Times New Roman"/>
         </w:rPr>
-        <w:t xml:space="preserve"> </w:t>
-      </w:r>
-      <w:r>
-        <w:rPr>
-          <w:rFonts w:ascii="Times New Roman" w:hAnsi="Times New Roman" w:cs="Times New Roman"/>
-        </w:rPr>
-        <w:t xml:space="preserve">= </w:t>
-      </w:r>
-      <w:r>
-        <w:rPr>
-          <w:rFonts w:ascii="Times New Roman" w:hAnsi="Times New Roman" w:cs="Times New Roman"/>
-        </w:rPr>
-        <w:t>0.15862723</w:t>
+        <w:t xml:space="preserve"> = 0.15862723</w:t>
       </w:r>
       <w:r>
         <w:rPr>
@@ -5283,6 +5219,7 @@
       <w:r>
         <w:rPr>
           <w:rFonts w:ascii="Times New Roman" w:hAnsi="Times New Roman" w:cs="Times New Roman"/>
+          <w:noProof/>
         </w:rPr>
         <w:drawing>
           <wp:inline distT="0" distB="0" distL="0" distR="0" wp14:anchorId="0AB1C564" wp14:editId="6AF8242E">
@@ -5349,6 +5286,7 @@
       <w:r>
         <w:rPr>
           <w:rFonts w:ascii="Times New Roman" w:hAnsi="Times New Roman" w:cs="Times New Roman"/>
+          <w:noProof/>
         </w:rPr>
         <w:drawing>
           <wp:inline distT="0" distB="0" distL="0" distR="0" wp14:anchorId="334F7846" wp14:editId="2E5F8216">
@@ -5816,6 +5754,7 @@
           <w:rFonts w:ascii="Times New Roman" w:hAnsi="Times New Roman" w:cs="Times New Roman"/>
           <w:b/>
           <w:bCs/>
+          <w:noProof/>
           <w:sz w:val="28"/>
           <w:szCs w:val="28"/>
         </w:rPr>
@@ -5878,6 +5817,7 @@
       <w:r>
         <w:rPr>
           <w:rFonts w:ascii="Times New Roman" w:hAnsi="Times New Roman" w:cs="Times New Roman"/>
+          <w:noProof/>
         </w:rPr>
         <w:drawing>
           <wp:inline distT="0" distB="0" distL="0" distR="0" wp14:anchorId="3271FA0F" wp14:editId="6E1B7ED9">
@@ -5933,7 +5873,6 @@
       <w:pPr>
         <w:rPr>
           <w:rFonts w:ascii="Times New Roman" w:hAnsi="Times New Roman" w:cs="Times New Roman"/>
-          <w:lang w:val="en-US"/>
         </w:rPr>
       </w:pPr>
       <w:r>
@@ -7257,7 +7196,6 @@
             <w:pPr>
               <w:rPr>
                 <w:rFonts w:ascii="Times New Roman" w:hAnsi="Times New Roman" w:cs="Times New Roman"/>
-                <w:lang w:val="en-US"/>
               </w:rPr>
             </w:pPr>
           </w:p>
@@ -7719,7 +7657,6 @@
             <w:r>
               <w:rPr>
                 <w:rFonts w:ascii="Times New Roman" w:hAnsi="Times New Roman" w:cs="Times New Roman"/>
-                <w:lang w:val="en-US"/>
               </w:rPr>
               <w:t xml:space="preserve">        </w:t>
             </w:r>
@@ -8333,34 +8270,133 @@
           <w:rFonts w:ascii="Times New Roman" w:hAnsi="Times New Roman" w:cs="Times New Roman"/>
         </w:rPr>
       </w:pPr>
+      <w:r>
+        <w:rPr>
+          <w:rFonts w:ascii="Times New Roman" w:hAnsi="Times New Roman" w:cs="Times New Roman"/>
+        </w:rPr>
+        <w:t xml:space="preserve">Для </w:t>
+      </w:r>
+      <w:r>
+        <w:rPr>
+          <w:rFonts w:ascii="Times New Roman" w:hAnsi="Times New Roman" w:cs="Times New Roman"/>
+          <w:b/>
+          <w:bCs/>
+        </w:rPr>
+        <w:t>каждой строки</w:t>
+      </w:r>
+      <w:r>
+        <w:rPr>
+          <w:rFonts w:ascii="Times New Roman" w:hAnsi="Times New Roman" w:cs="Times New Roman"/>
+        </w:rPr>
+        <w:t xml:space="preserve"> из таблицы Н_СЕССИЯ, у которой "ДАТА</w:t>
+      </w:r>
+      <w:proofErr w:type="gramStart"/>
+      <w:r>
+        <w:rPr>
+          <w:rFonts w:ascii="Times New Roman" w:hAnsi="Times New Roman" w:cs="Times New Roman"/>
+        </w:rPr>
+        <w:t>" &gt;</w:t>
+      </w:r>
+      <w:proofErr w:type="gramEnd"/>
+      <w:r>
+        <w:rPr>
+          <w:rFonts w:ascii="Times New Roman" w:hAnsi="Times New Roman" w:cs="Times New Roman"/>
+        </w:rPr>
+        <w:t xml:space="preserve"> '2002-01-04', происходит:</w:t>
+      </w:r>
     </w:p>
     <w:p>
       <w:pPr>
-        <w:rPr>
-          <w:rFonts w:ascii="Times New Roman" w:hAnsi="Times New Roman" w:cs="Times New Roman"/>
-        </w:rPr>
-      </w:pPr>
+        <w:numPr>
+          <w:ilvl w:val="0"/>
+          <w:numId w:val="36"/>
+        </w:numPr>
+        <w:rPr>
+          <w:rFonts w:ascii="Times New Roman" w:hAnsi="Times New Roman" w:cs="Times New Roman"/>
+        </w:rPr>
+      </w:pPr>
+      <w:r>
+        <w:rPr>
+          <w:rFonts w:ascii="Times New Roman" w:hAnsi="Times New Roman" w:cs="Times New Roman"/>
+        </w:rPr>
+        <w:t>Поиск соответствующего человека (Н_ЛЮДИ) по "ЧЛВК_ИД" через индекс;</w:t>
+      </w:r>
     </w:p>
     <w:p>
       <w:pPr>
-        <w:rPr>
-          <w:rFonts w:ascii="Times New Roman" w:hAnsi="Times New Roman" w:cs="Times New Roman"/>
-        </w:rPr>
-      </w:pPr>
+        <w:numPr>
+          <w:ilvl w:val="0"/>
+          <w:numId w:val="36"/>
+        </w:numPr>
+        <w:rPr>
+          <w:rFonts w:ascii="Times New Roman" w:hAnsi="Times New Roman" w:cs="Times New Roman"/>
+        </w:rPr>
+      </w:pPr>
+      <w:r>
+        <w:rPr>
+          <w:rFonts w:ascii="Times New Roman" w:hAnsi="Times New Roman" w:cs="Times New Roman"/>
+        </w:rPr>
+        <w:t xml:space="preserve">Отбрасываются строки, если </w:t>
+      </w:r>
+      <w:proofErr w:type="gramStart"/>
+      <w:r>
+        <w:rPr>
+          <w:rFonts w:ascii="Times New Roman" w:hAnsi="Times New Roman" w:cs="Times New Roman"/>
+        </w:rPr>
+        <w:t>ОТЧЕСТВО &gt;</w:t>
+      </w:r>
+      <w:proofErr w:type="gramEnd"/>
+      <w:r>
+        <w:rPr>
+          <w:rFonts w:ascii="Times New Roman" w:hAnsi="Times New Roman" w:cs="Times New Roman"/>
+        </w:rPr>
+        <w:t>= 'Владимирович';</w:t>
+      </w:r>
     </w:p>
     <w:p>
       <w:pPr>
-        <w:rPr>
-          <w:rFonts w:ascii="Times New Roman" w:hAnsi="Times New Roman" w:cs="Times New Roman"/>
-        </w:rPr>
-      </w:pPr>
-    </w:p>
-    <w:p>
-      <w:pPr>
-        <w:rPr>
-          <w:rFonts w:ascii="Times New Roman" w:hAnsi="Times New Roman" w:cs="Times New Roman"/>
-        </w:rPr>
-      </w:pPr>
+        <w:numPr>
+          <w:ilvl w:val="0"/>
+          <w:numId w:val="36"/>
+        </w:numPr>
+        <w:rPr>
+          <w:rFonts w:ascii="Times New Roman" w:hAnsi="Times New Roman" w:cs="Times New Roman"/>
+        </w:rPr>
+      </w:pPr>
+      <w:r>
+        <w:rPr>
+          <w:rFonts w:ascii="Times New Roman" w:hAnsi="Times New Roman" w:cs="Times New Roman"/>
+        </w:rPr>
+        <w:t xml:space="preserve">Результат сохраняется в кэш </w:t>
+      </w:r>
+      <w:proofErr w:type="spellStart"/>
+      <w:r>
+        <w:rPr>
+          <w:rFonts w:ascii="Times New Roman" w:hAnsi="Times New Roman" w:cs="Times New Roman"/>
+        </w:rPr>
+        <w:t>Memoize</w:t>
+      </w:r>
+      <w:proofErr w:type="spellEnd"/>
+      <w:r>
+        <w:rPr>
+          <w:rFonts w:ascii="Times New Roman" w:hAnsi="Times New Roman" w:cs="Times New Roman"/>
+        </w:rPr>
+        <w:t xml:space="preserve">, чтобы повторно не делать Index </w:t>
+      </w:r>
+      <w:proofErr w:type="spellStart"/>
+      <w:r>
+        <w:rPr>
+          <w:rFonts w:ascii="Times New Roman" w:hAnsi="Times New Roman" w:cs="Times New Roman"/>
+        </w:rPr>
+        <w:t>Scan</w:t>
+      </w:r>
+      <w:proofErr w:type="spellEnd"/>
+      <w:r>
+        <w:rPr>
+          <w:rFonts w:ascii="Times New Roman" w:hAnsi="Times New Roman" w:cs="Times New Roman"/>
+        </w:rPr>
+        <w:t xml:space="preserve"> для одних и тех же ИД.</w:t>
+      </w:r>
     </w:p>
     <w:p>
       <w:pPr>
@@ -9382,21 +9418,7 @@
               <w:rPr>
                 <w:rFonts w:ascii="Times New Roman" w:hAnsi="Times New Roman" w:cs="Times New Roman"/>
               </w:rPr>
-              <w:t xml:space="preserve"> </w:t>
-            </w:r>
-            <w:proofErr w:type="spellStart"/>
-            <w:r>
-              <w:rPr>
-                <w:rFonts w:ascii="Times New Roman" w:hAnsi="Times New Roman" w:cs="Times New Roman"/>
-              </w:rPr>
-              <w:t>Blocks</w:t>
-            </w:r>
-            <w:proofErr w:type="spellEnd"/>
-            <w:r>
-              <w:rPr>
-                <w:rFonts w:ascii="Times New Roman" w:hAnsi="Times New Roman" w:cs="Times New Roman"/>
-              </w:rPr>
-              <w:t>: exact=100</w:t>
+              <w:t xml:space="preserve"> Blocks: exact=100</w:t>
             </w:r>
           </w:p>
         </w:tc>
@@ -10562,6 +10584,155 @@
     </w:lvl>
   </w:abstractNum>
   <w:abstractNum w:abstractNumId="2" w15:restartNumberingAfterBreak="0">
+    <w:nsid w:val="09C4522D"/>
+    <w:multiLevelType w:val="multilevel"/>
+    <w:tmpl w:val="B836662C"/>
+    <w:lvl w:ilvl="0">
+      <w:start w:val="1"/>
+      <w:numFmt w:val="bullet"/>
+      <w:lvlText w:val=""/>
+      <w:lvlJc w:val="left"/>
+      <w:pPr>
+        <w:tabs>
+          <w:tab w:val="num" w:pos="720"/>
+        </w:tabs>
+        <w:ind w:left="720" w:hanging="360"/>
+      </w:pPr>
+      <w:rPr>
+        <w:rFonts w:ascii="Symbol" w:hAnsi="Symbol" w:hint="default"/>
+        <w:sz w:val="20"/>
+      </w:rPr>
+    </w:lvl>
+    <w:lvl w:ilvl="1" w:tentative="1">
+      <w:start w:val="1"/>
+      <w:numFmt w:val="bullet"/>
+      <w:lvlText w:val="o"/>
+      <w:lvlJc w:val="left"/>
+      <w:pPr>
+        <w:tabs>
+          <w:tab w:val="num" w:pos="1440"/>
+        </w:tabs>
+        <w:ind w:left="1440" w:hanging="360"/>
+      </w:pPr>
+      <w:rPr>
+        <w:rFonts w:ascii="Courier New" w:hAnsi="Courier New" w:hint="default"/>
+        <w:sz w:val="20"/>
+      </w:rPr>
+    </w:lvl>
+    <w:lvl w:ilvl="2" w:tentative="1">
+      <w:start w:val="1"/>
+      <w:numFmt w:val="bullet"/>
+      <w:lvlText w:val=""/>
+      <w:lvlJc w:val="left"/>
+      <w:pPr>
+        <w:tabs>
+          <w:tab w:val="num" w:pos="2160"/>
+        </w:tabs>
+        <w:ind w:left="2160" w:hanging="360"/>
+      </w:pPr>
+      <w:rPr>
+        <w:rFonts w:ascii="Wingdings" w:hAnsi="Wingdings" w:hint="default"/>
+        <w:sz w:val="20"/>
+      </w:rPr>
+    </w:lvl>
+    <w:lvl w:ilvl="3" w:tentative="1">
+      <w:start w:val="1"/>
+      <w:numFmt w:val="bullet"/>
+      <w:lvlText w:val=""/>
+      <w:lvlJc w:val="left"/>
+      <w:pPr>
+        <w:tabs>
+          <w:tab w:val="num" w:pos="2880"/>
+        </w:tabs>
+        <w:ind w:left="2880" w:hanging="360"/>
+      </w:pPr>
+      <w:rPr>
+        <w:rFonts w:ascii="Wingdings" w:hAnsi="Wingdings" w:hint="default"/>
+        <w:sz w:val="20"/>
+      </w:rPr>
+    </w:lvl>
+    <w:lvl w:ilvl="4" w:tentative="1">
+      <w:start w:val="1"/>
+      <w:numFmt w:val="bullet"/>
+      <w:lvlText w:val=""/>
+      <w:lvlJc w:val="left"/>
+      <w:pPr>
+        <w:tabs>
+          <w:tab w:val="num" w:pos="3600"/>
+        </w:tabs>
+        <w:ind w:left="3600" w:hanging="360"/>
+      </w:pPr>
+      <w:rPr>
+        <w:rFonts w:ascii="Wingdings" w:hAnsi="Wingdings" w:hint="default"/>
+        <w:sz w:val="20"/>
+      </w:rPr>
+    </w:lvl>
+    <w:lvl w:ilvl="5" w:tentative="1">
+      <w:start w:val="1"/>
+      <w:numFmt w:val="bullet"/>
+      <w:lvlText w:val=""/>
+      <w:lvlJc w:val="left"/>
+      <w:pPr>
+        <w:tabs>
+          <w:tab w:val="num" w:pos="4320"/>
+        </w:tabs>
+        <w:ind w:left="4320" w:hanging="360"/>
+      </w:pPr>
+      <w:rPr>
+        <w:rFonts w:ascii="Wingdings" w:hAnsi="Wingdings" w:hint="default"/>
+        <w:sz w:val="20"/>
+      </w:rPr>
+    </w:lvl>
+    <w:lvl w:ilvl="6" w:tentative="1">
+      <w:start w:val="1"/>
+      <w:numFmt w:val="bullet"/>
+      <w:lvlText w:val=""/>
+      <w:lvlJc w:val="left"/>
+      <w:pPr>
+        <w:tabs>
+          <w:tab w:val="num" w:pos="5040"/>
+        </w:tabs>
+        <w:ind w:left="5040" w:hanging="360"/>
+      </w:pPr>
+      <w:rPr>
+        <w:rFonts w:ascii="Wingdings" w:hAnsi="Wingdings" w:hint="default"/>
+        <w:sz w:val="20"/>
+      </w:rPr>
+    </w:lvl>
+    <w:lvl w:ilvl="7" w:tentative="1">
+      <w:start w:val="1"/>
+      <w:numFmt w:val="bullet"/>
+      <w:lvlText w:val=""/>
+      <w:lvlJc w:val="left"/>
+      <w:pPr>
+        <w:tabs>
+          <w:tab w:val="num" w:pos="5760"/>
+        </w:tabs>
+        <w:ind w:left="5760" w:hanging="360"/>
+      </w:pPr>
+      <w:rPr>
+        <w:rFonts w:ascii="Wingdings" w:hAnsi="Wingdings" w:hint="default"/>
+        <w:sz w:val="20"/>
+      </w:rPr>
+    </w:lvl>
+    <w:lvl w:ilvl="8" w:tentative="1">
+      <w:start w:val="1"/>
+      <w:numFmt w:val="bullet"/>
+      <w:lvlText w:val=""/>
+      <w:lvlJc w:val="left"/>
+      <w:pPr>
+        <w:tabs>
+          <w:tab w:val="num" w:pos="6480"/>
+        </w:tabs>
+        <w:ind w:left="6480" w:hanging="360"/>
+      </w:pPr>
+      <w:rPr>
+        <w:rFonts w:ascii="Wingdings" w:hAnsi="Wingdings" w:hint="default"/>
+        <w:sz w:val="20"/>
+      </w:rPr>
+    </w:lvl>
+  </w:abstractNum>
+  <w:abstractNum w:abstractNumId="3" w15:restartNumberingAfterBreak="0">
     <w:nsid w:val="17625135"/>
     <w:multiLevelType w:val="hybridMultilevel"/>
     <w:tmpl w:val="4A18D132"/>
@@ -10647,7 +10818,7 @@
       </w:pPr>
     </w:lvl>
   </w:abstractNum>
-  <w:abstractNum w:abstractNumId="3" w15:restartNumberingAfterBreak="0">
+  <w:abstractNum w:abstractNumId="4" w15:restartNumberingAfterBreak="0">
     <w:nsid w:val="1C6A3F2C"/>
     <w:multiLevelType w:val="hybridMultilevel"/>
     <w:tmpl w:val="9934D740"/>
@@ -10733,7 +10904,7 @@
       </w:pPr>
     </w:lvl>
   </w:abstractNum>
-  <w:abstractNum w:abstractNumId="4" w15:restartNumberingAfterBreak="0">
+  <w:abstractNum w:abstractNumId="5" w15:restartNumberingAfterBreak="0">
     <w:nsid w:val="1C8A13CA"/>
     <w:multiLevelType w:val="multilevel"/>
     <w:tmpl w:val="DAB83CC8"/>
@@ -10882,7 +11053,7 @@
       </w:rPr>
     </w:lvl>
   </w:abstractNum>
-  <w:abstractNum w:abstractNumId="5" w15:restartNumberingAfterBreak="0">
+  <w:abstractNum w:abstractNumId="6" w15:restartNumberingAfterBreak="0">
     <w:nsid w:val="1CCF614B"/>
     <w:multiLevelType w:val="multilevel"/>
     <w:tmpl w:val="4C5852BE"/>
@@ -10999,7 +11170,7 @@
       </w:pPr>
     </w:lvl>
   </w:abstractNum>
-  <w:abstractNum w:abstractNumId="6" w15:restartNumberingAfterBreak="0">
+  <w:abstractNum w:abstractNumId="7" w15:restartNumberingAfterBreak="0">
     <w:nsid w:val="1D9F1DEA"/>
     <w:multiLevelType w:val="hybridMultilevel"/>
     <w:tmpl w:val="82928C94"/>
@@ -11092,7 +11263,7 @@
       </w:pPr>
     </w:lvl>
   </w:abstractNum>
-  <w:abstractNum w:abstractNumId="7" w15:restartNumberingAfterBreak="0">
+  <w:abstractNum w:abstractNumId="8" w15:restartNumberingAfterBreak="0">
     <w:nsid w:val="1EAC6FE9"/>
     <w:multiLevelType w:val="hybridMultilevel"/>
     <w:tmpl w:val="F4DAEB86"/>
@@ -11178,7 +11349,7 @@
       </w:pPr>
     </w:lvl>
   </w:abstractNum>
-  <w:abstractNum w:abstractNumId="8" w15:restartNumberingAfterBreak="0">
+  <w:abstractNum w:abstractNumId="9" w15:restartNumberingAfterBreak="0">
     <w:nsid w:val="22D1563D"/>
     <w:multiLevelType w:val="multilevel"/>
     <w:tmpl w:val="678494C8"/>
@@ -11327,7 +11498,7 @@
       </w:rPr>
     </w:lvl>
   </w:abstractNum>
-  <w:abstractNum w:abstractNumId="9" w15:restartNumberingAfterBreak="0">
+  <w:abstractNum w:abstractNumId="10" w15:restartNumberingAfterBreak="0">
     <w:nsid w:val="281A1652"/>
     <w:multiLevelType w:val="hybridMultilevel"/>
     <w:tmpl w:val="C61469FC"/>
@@ -11413,7 +11584,7 @@
       </w:pPr>
     </w:lvl>
   </w:abstractNum>
-  <w:abstractNum w:abstractNumId="10" w15:restartNumberingAfterBreak="0">
+  <w:abstractNum w:abstractNumId="11" w15:restartNumberingAfterBreak="0">
     <w:nsid w:val="2AC87D64"/>
     <w:multiLevelType w:val="hybridMultilevel"/>
     <w:tmpl w:val="6AE43DBC"/>
@@ -11502,7 +11673,7 @@
       </w:pPr>
     </w:lvl>
   </w:abstractNum>
-  <w:abstractNum w:abstractNumId="11" w15:restartNumberingAfterBreak="0">
+  <w:abstractNum w:abstractNumId="12" w15:restartNumberingAfterBreak="0">
     <w:nsid w:val="356D6590"/>
     <w:multiLevelType w:val="multilevel"/>
     <w:tmpl w:val="17F208A6"/>
@@ -11651,7 +11822,7 @@
       </w:rPr>
     </w:lvl>
   </w:abstractNum>
-  <w:abstractNum w:abstractNumId="12" w15:restartNumberingAfterBreak="0">
+  <w:abstractNum w:abstractNumId="13" w15:restartNumberingAfterBreak="0">
     <w:nsid w:val="37211B09"/>
     <w:multiLevelType w:val="hybridMultilevel"/>
     <w:tmpl w:val="1C589F4E"/>
@@ -11740,7 +11911,7 @@
       </w:pPr>
     </w:lvl>
   </w:abstractNum>
-  <w:abstractNum w:abstractNumId="13" w15:restartNumberingAfterBreak="0">
+  <w:abstractNum w:abstractNumId="14" w15:restartNumberingAfterBreak="0">
     <w:nsid w:val="3A9F2A97"/>
     <w:multiLevelType w:val="multilevel"/>
     <w:tmpl w:val="5F107416"/>
@@ -11889,7 +12060,7 @@
       </w:rPr>
     </w:lvl>
   </w:abstractNum>
-  <w:abstractNum w:abstractNumId="14" w15:restartNumberingAfterBreak="0">
+  <w:abstractNum w:abstractNumId="15" w15:restartNumberingAfterBreak="0">
     <w:nsid w:val="3ABE5984"/>
     <w:multiLevelType w:val="hybridMultilevel"/>
     <w:tmpl w:val="CACEEED6"/>
@@ -11981,7 +12152,7 @@
       </w:pPr>
     </w:lvl>
   </w:abstractNum>
-  <w:abstractNum w:abstractNumId="15" w15:restartNumberingAfterBreak="0">
+  <w:abstractNum w:abstractNumId="16" w15:restartNumberingAfterBreak="0">
     <w:nsid w:val="42CF38BA"/>
     <w:multiLevelType w:val="multilevel"/>
     <w:tmpl w:val="FB823350"/>
@@ -12094,7 +12265,7 @@
       </w:pPr>
     </w:lvl>
   </w:abstractNum>
-  <w:abstractNum w:abstractNumId="16" w15:restartNumberingAfterBreak="0">
+  <w:abstractNum w:abstractNumId="17" w15:restartNumberingAfterBreak="0">
     <w:nsid w:val="4566159C"/>
     <w:multiLevelType w:val="multilevel"/>
     <w:tmpl w:val="5944F054"/>
@@ -12207,7 +12378,7 @@
       </w:pPr>
     </w:lvl>
   </w:abstractNum>
-  <w:abstractNum w:abstractNumId="17" w15:restartNumberingAfterBreak="0">
+  <w:abstractNum w:abstractNumId="18" w15:restartNumberingAfterBreak="0">
     <w:nsid w:val="485479C9"/>
     <w:multiLevelType w:val="hybridMultilevel"/>
     <w:tmpl w:val="F1B416E2"/>
@@ -12299,7 +12470,7 @@
       </w:pPr>
     </w:lvl>
   </w:abstractNum>
-  <w:abstractNum w:abstractNumId="18" w15:restartNumberingAfterBreak="0">
+  <w:abstractNum w:abstractNumId="19" w15:restartNumberingAfterBreak="0">
     <w:nsid w:val="51AC06F0"/>
     <w:multiLevelType w:val="hybridMultilevel"/>
     <w:tmpl w:val="8EB0947E"/>
@@ -12385,7 +12556,7 @@
       </w:pPr>
     </w:lvl>
   </w:abstractNum>
-  <w:abstractNum w:abstractNumId="19" w15:restartNumberingAfterBreak="0">
+  <w:abstractNum w:abstractNumId="20" w15:restartNumberingAfterBreak="0">
     <w:nsid w:val="52485F15"/>
     <w:multiLevelType w:val="hybridMultilevel"/>
     <w:tmpl w:val="FA308536"/>
@@ -12474,7 +12645,7 @@
       </w:pPr>
     </w:lvl>
   </w:abstractNum>
-  <w:abstractNum w:abstractNumId="20" w15:restartNumberingAfterBreak="0">
+  <w:abstractNum w:abstractNumId="21" w15:restartNumberingAfterBreak="0">
     <w:nsid w:val="54464798"/>
     <w:multiLevelType w:val="multilevel"/>
     <w:tmpl w:val="B13A9BEC"/>
@@ -12623,7 +12794,7 @@
       </w:rPr>
     </w:lvl>
   </w:abstractNum>
-  <w:abstractNum w:abstractNumId="21" w15:restartNumberingAfterBreak="0">
+  <w:abstractNum w:abstractNumId="22" w15:restartNumberingAfterBreak="0">
     <w:nsid w:val="565D000E"/>
     <w:multiLevelType w:val="hybridMultilevel"/>
     <w:tmpl w:val="6DC48B2C"/>
@@ -12709,7 +12880,7 @@
       </w:pPr>
     </w:lvl>
   </w:abstractNum>
-  <w:abstractNum w:abstractNumId="22" w15:restartNumberingAfterBreak="0">
+  <w:abstractNum w:abstractNumId="23" w15:restartNumberingAfterBreak="0">
     <w:nsid w:val="5C405146"/>
     <w:multiLevelType w:val="multilevel"/>
     <w:tmpl w:val="6E0C61A2"/>
@@ -12858,7 +13029,7 @@
       </w:rPr>
     </w:lvl>
   </w:abstractNum>
-  <w:abstractNum w:abstractNumId="23" w15:restartNumberingAfterBreak="0">
+  <w:abstractNum w:abstractNumId="24" w15:restartNumberingAfterBreak="0">
     <w:nsid w:val="6A580594"/>
     <w:multiLevelType w:val="multilevel"/>
     <w:tmpl w:val="66123366"/>
@@ -12971,7 +13142,7 @@
       </w:pPr>
     </w:lvl>
   </w:abstractNum>
-  <w:abstractNum w:abstractNumId="24" w15:restartNumberingAfterBreak="0">
+  <w:abstractNum w:abstractNumId="25" w15:restartNumberingAfterBreak="0">
     <w:nsid w:val="7036277D"/>
     <w:multiLevelType w:val="hybridMultilevel"/>
     <w:tmpl w:val="2E00218C"/>
@@ -13084,7 +13255,7 @@
       </w:rPr>
     </w:lvl>
   </w:abstractNum>
-  <w:abstractNum w:abstractNumId="25" w15:restartNumberingAfterBreak="0">
+  <w:abstractNum w:abstractNumId="26" w15:restartNumberingAfterBreak="0">
     <w:nsid w:val="704304F1"/>
     <w:multiLevelType w:val="multilevel"/>
     <w:tmpl w:val="77347274"/>
@@ -13233,7 +13404,7 @@
       </w:rPr>
     </w:lvl>
   </w:abstractNum>
-  <w:abstractNum w:abstractNumId="26" w15:restartNumberingAfterBreak="0">
+  <w:abstractNum w:abstractNumId="27" w15:restartNumberingAfterBreak="0">
     <w:nsid w:val="70511C27"/>
     <w:multiLevelType w:val="multilevel"/>
     <w:tmpl w:val="988CA43E"/>
@@ -13382,7 +13553,7 @@
       </w:rPr>
     </w:lvl>
   </w:abstractNum>
-  <w:abstractNum w:abstractNumId="27" w15:restartNumberingAfterBreak="0">
+  <w:abstractNum w:abstractNumId="28" w15:restartNumberingAfterBreak="0">
     <w:nsid w:val="70B81F5A"/>
     <w:multiLevelType w:val="multilevel"/>
     <w:tmpl w:val="F78448D8"/>
@@ -13495,7 +13666,7 @@
       </w:pPr>
     </w:lvl>
   </w:abstractNum>
-  <w:abstractNum w:abstractNumId="28" w15:restartNumberingAfterBreak="0">
+  <w:abstractNum w:abstractNumId="29" w15:restartNumberingAfterBreak="0">
     <w:nsid w:val="718256CE"/>
     <w:multiLevelType w:val="multilevel"/>
     <w:tmpl w:val="B8C29754"/>
@@ -13608,7 +13779,7 @@
       </w:pPr>
     </w:lvl>
   </w:abstractNum>
-  <w:abstractNum w:abstractNumId="29" w15:restartNumberingAfterBreak="0">
+  <w:abstractNum w:abstractNumId="30" w15:restartNumberingAfterBreak="0">
     <w:nsid w:val="72557658"/>
     <w:multiLevelType w:val="hybridMultilevel"/>
     <w:tmpl w:val="A0DC9F5A"/>
@@ -13721,7 +13892,7 @@
       </w:rPr>
     </w:lvl>
   </w:abstractNum>
-  <w:abstractNum w:abstractNumId="30" w15:restartNumberingAfterBreak="0">
+  <w:abstractNum w:abstractNumId="31" w15:restartNumberingAfterBreak="0">
     <w:nsid w:val="731A73CA"/>
     <w:multiLevelType w:val="hybridMultilevel"/>
     <w:tmpl w:val="4ECA2A00"/>
@@ -13811,7 +13982,7 @@
       </w:pPr>
     </w:lvl>
   </w:abstractNum>
-  <w:abstractNum w:abstractNumId="31" w15:restartNumberingAfterBreak="0">
+  <w:abstractNum w:abstractNumId="32" w15:restartNumberingAfterBreak="0">
     <w:nsid w:val="79EC19A4"/>
     <w:multiLevelType w:val="hybridMultilevel"/>
     <w:tmpl w:val="97808292"/>
@@ -13897,7 +14068,7 @@
       </w:pPr>
     </w:lvl>
   </w:abstractNum>
-  <w:abstractNum w:abstractNumId="32" w15:restartNumberingAfterBreak="0">
+  <w:abstractNum w:abstractNumId="33" w15:restartNumberingAfterBreak="0">
     <w:nsid w:val="7A056C02"/>
     <w:multiLevelType w:val="multilevel"/>
     <w:tmpl w:val="B0FAD6B4"/>
@@ -14019,7 +14190,7 @@
       </w:rPr>
     </w:lvl>
   </w:abstractNum>
-  <w:abstractNum w:abstractNumId="33" w15:restartNumberingAfterBreak="0">
+  <w:abstractNum w:abstractNumId="34" w15:restartNumberingAfterBreak="0">
     <w:nsid w:val="7EA8367B"/>
     <w:multiLevelType w:val="multilevel"/>
     <w:tmpl w:val="77742746"/>
@@ -14168,7 +14339,7 @@
       </w:rPr>
     </w:lvl>
   </w:abstractNum>
-  <w:abstractNum w:abstractNumId="34" w15:restartNumberingAfterBreak="0">
+  <w:abstractNum w:abstractNumId="35" w15:restartNumberingAfterBreak="0">
     <w:nsid w:val="7F442B08"/>
     <w:multiLevelType w:val="multilevel"/>
     <w:tmpl w:val="01C40FAE"/>
@@ -14282,109 +14453,112 @@
     </w:lvl>
   </w:abstractNum>
   <w:num w:numId="1" w16cid:durableId="1567377727">
-    <w:abstractNumId w:val="12"/>
+    <w:abstractNumId w:val="13"/>
   </w:num>
   <w:num w:numId="2" w16cid:durableId="1857495079">
+    <w:abstractNumId w:val="6"/>
+  </w:num>
+  <w:num w:numId="3" w16cid:durableId="1165243780">
+    <w:abstractNumId w:val="22"/>
+  </w:num>
+  <w:num w:numId="4" w16cid:durableId="802238216">
+    <w:abstractNumId w:val="30"/>
+  </w:num>
+  <w:num w:numId="5" w16cid:durableId="1228607814">
+    <w:abstractNumId w:val="25"/>
+  </w:num>
+  <w:num w:numId="6" w16cid:durableId="125853622">
+    <w:abstractNumId w:val="10"/>
+  </w:num>
+  <w:num w:numId="7" w16cid:durableId="955870593">
+    <w:abstractNumId w:val="11"/>
+  </w:num>
+  <w:num w:numId="8" w16cid:durableId="1400664460">
+    <w:abstractNumId w:val="18"/>
+  </w:num>
+  <w:num w:numId="9" w16cid:durableId="1905292772">
+    <w:abstractNumId w:val="20"/>
+  </w:num>
+  <w:num w:numId="10" w16cid:durableId="402215710">
     <w:abstractNumId w:val="5"/>
   </w:num>
-  <w:num w:numId="3" w16cid:durableId="1165243780">
+  <w:num w:numId="11" w16cid:durableId="1067143828">
+    <w:abstractNumId w:val="17"/>
+  </w:num>
+  <w:num w:numId="12" w16cid:durableId="2013027330">
+    <w:abstractNumId w:val="29"/>
+  </w:num>
+  <w:num w:numId="13" w16cid:durableId="1732650515">
+    <w:abstractNumId w:val="14"/>
+  </w:num>
+  <w:num w:numId="14" w16cid:durableId="244414597">
     <w:abstractNumId w:val="21"/>
   </w:num>
-  <w:num w:numId="4" w16cid:durableId="802238216">
-    <w:abstractNumId w:val="29"/>
-  </w:num>
-  <w:num w:numId="5" w16cid:durableId="1228607814">
-    <w:abstractNumId w:val="24"/>
-  </w:num>
-  <w:num w:numId="6" w16cid:durableId="125853622">
-    <w:abstractNumId w:val="9"/>
-  </w:num>
-  <w:num w:numId="7" w16cid:durableId="955870593">
-    <w:abstractNumId w:val="10"/>
-  </w:num>
-  <w:num w:numId="8" w16cid:durableId="1400664460">
-    <w:abstractNumId w:val="17"/>
-  </w:num>
-  <w:num w:numId="9" w16cid:durableId="1905292772">
-    <w:abstractNumId w:val="19"/>
-  </w:num>
-  <w:num w:numId="10" w16cid:durableId="402215710">
-    <w:abstractNumId w:val="4"/>
-  </w:num>
-  <w:num w:numId="11" w16cid:durableId="1067143828">
-    <w:abstractNumId w:val="16"/>
-  </w:num>
-  <w:num w:numId="12" w16cid:durableId="2013027330">
-    <w:abstractNumId w:val="28"/>
-  </w:num>
-  <w:num w:numId="13" w16cid:durableId="1732650515">
-    <w:abstractNumId w:val="13"/>
-  </w:num>
-  <w:num w:numId="14" w16cid:durableId="244414597">
-    <w:abstractNumId w:val="20"/>
-  </w:num>
   <w:num w:numId="15" w16cid:durableId="1928807234">
-    <w:abstractNumId w:val="22"/>
+    <w:abstractNumId w:val="23"/>
   </w:num>
   <w:num w:numId="16" w16cid:durableId="2140567504">
     <w:abstractNumId w:val="1"/>
   </w:num>
   <w:num w:numId="17" w16cid:durableId="143089863">
-    <w:abstractNumId w:val="31"/>
+    <w:abstractNumId w:val="32"/>
   </w:num>
   <w:num w:numId="18" w16cid:durableId="622730061">
-    <w:abstractNumId w:val="7"/>
+    <w:abstractNumId w:val="8"/>
   </w:num>
   <w:num w:numId="19" w16cid:durableId="1839923775">
-    <w:abstractNumId w:val="18"/>
+    <w:abstractNumId w:val="19"/>
   </w:num>
   <w:num w:numId="20" w16cid:durableId="1675108948">
-    <w:abstractNumId w:val="3"/>
+    <w:abstractNumId w:val="4"/>
   </w:num>
   <w:num w:numId="21" w16cid:durableId="1290893022">
     <w:abstractNumId w:val="0"/>
   </w:num>
   <w:num w:numId="22" w16cid:durableId="93598337">
+    <w:abstractNumId w:val="16"/>
+  </w:num>
+  <w:num w:numId="23" w16cid:durableId="979501659">
+    <w:abstractNumId w:val="7"/>
+  </w:num>
+  <w:num w:numId="24" w16cid:durableId="1979334154">
     <w:abstractNumId w:val="15"/>
   </w:num>
-  <w:num w:numId="23" w16cid:durableId="979501659">
-    <w:abstractNumId w:val="6"/>
-  </w:num>
-  <w:num w:numId="24" w16cid:durableId="1979334154">
-    <w:abstractNumId w:val="14"/>
-  </w:num>
   <w:num w:numId="25" w16cid:durableId="215894464">
-    <w:abstractNumId w:val="30"/>
+    <w:abstractNumId w:val="31"/>
   </w:num>
   <w:num w:numId="26" w16cid:durableId="959647221">
-    <w:abstractNumId w:val="32"/>
+    <w:abstractNumId w:val="33"/>
   </w:num>
   <w:num w:numId="27" w16cid:durableId="595599543">
-    <w:abstractNumId w:val="23"/>
+    <w:abstractNumId w:val="24"/>
   </w:num>
   <w:num w:numId="28" w16cid:durableId="2059164930">
+    <w:abstractNumId w:val="28"/>
+  </w:num>
+  <w:num w:numId="29" w16cid:durableId="1565409904">
+    <w:abstractNumId w:val="3"/>
+  </w:num>
+  <w:num w:numId="30" w16cid:durableId="382869170">
+    <w:abstractNumId w:val="26"/>
+  </w:num>
+  <w:num w:numId="31" w16cid:durableId="1073503548">
     <w:abstractNumId w:val="27"/>
   </w:num>
-  <w:num w:numId="29" w16cid:durableId="1565409904">
-    <w:abstractNumId w:val="2"/>
-  </w:num>
-  <w:num w:numId="30" w16cid:durableId="382869170">
-    <w:abstractNumId w:val="25"/>
-  </w:num>
-  <w:num w:numId="31" w16cid:durableId="1073503548">
-    <w:abstractNumId w:val="26"/>
-  </w:num>
   <w:num w:numId="32" w16cid:durableId="423453666">
-    <w:abstractNumId w:val="8"/>
+    <w:abstractNumId w:val="9"/>
   </w:num>
   <w:num w:numId="33" w16cid:durableId="91517443">
-    <w:abstractNumId w:val="33"/>
+    <w:abstractNumId w:val="34"/>
   </w:num>
   <w:num w:numId="34" w16cid:durableId="349992217">
-    <w:abstractNumId w:val="11"/>
+    <w:abstractNumId w:val="12"/>
   </w:num>
   <w:num w:numId="35" w16cid:durableId="1997877346">
-    <w:abstractNumId w:val="34"/>
+    <w:abstractNumId w:val="35"/>
+  </w:num>
+  <w:num w:numId="36" w16cid:durableId="351226079">
+    <w:abstractNumId w:val="2"/>
   </w:num>
 </w:numbering>
 </file>
